--- a/MASY1800_ET_Agent_Scaffold_v1_0/agents/disruption_agent/deliverables/05_Team_Handoff.docx
+++ b/MASY1800_ET_Agent_Scaffold_v1_0/agents/disruption_agent/deliverables/05_Team_Handoff.docx
@@ -7,7 +7,7 @@
         <w:pStyle w:val="Heading1"/>
       </w:pPr>
       <w:r>
-        <w:t>Team Handoff — reviewed candidate, retest pending</w:t>
+        <w:t>Team Handoff — tested candidate with retained limitations</w:t>
       </w:r>
     </w:p>
     <w:p>
@@ -15,7 +15,7 @@
         <w:pStyle w:val="ListBullet"/>
       </w:pPr>
       <w:r>
-        <w:t>Specialist: Emerging Technology Disruption Agent, 0.4-reviewed; common input/output contract unchanged.</w:t>
+        <w:t>Specialist/version: Emerging Technology Disruption Agent, 0.4-reviewed, common input/output contract unchanged. Preserve this tested version rather than silently inserting an untested fix.</w:t>
       </w:r>
     </w:p>
     <w:p>
@@ -23,7 +23,7 @@
         <w:pStyle w:val="ListBullet"/>
       </w:pPr>
       <w:r>
-        <w:t>Case: Hypothetical report-led bilingual consultancy serving Chinese home/lifestyle brands entering the U.S.; contrasts are fieldwork/execution-led consulting and a brand's internal team. Same technology/evidence/posture/time definitions.</w:t>
+        <w:t>Case: Hypothetical bilingual consultancy selling U.S. market-entry research to Chinese home/lifestyle brands. Contrasts: fieldwork/execution-led consultancy and internal brand expansion team; same bounded LLM capability and supplied evidence snapshot.</w:t>
       </w:r>
     </w:p>
     <w:p>
@@ -31,7 +31,7 @@
         <w:pStyle w:val="ListBullet"/>
       </w:pPr>
       <w:r>
-        <w:t>Most exposed element: Paid generic public-source/bilingual report content, conditional on equivalent client self-service or entrants and actual willingness to pay.</w:t>
+        <w:t>Most exposed element: Generic paid report content, conditional on equivalent client self-service/entrants actually replacing demand. No observed fees, margins or switching.</w:t>
       </w:r>
     </w:p>
     <w:p>
@@ -39,7 +39,7 @@
         <w:pStyle w:val="ListBullet"/>
       </w:pPr>
       <w:r>
-        <w:t>Create versus destroy: Lower-cost reviewed research could serve smaller brands while cannibalizing generic package fees; validation costs and demand can offset the opportunity. No net effect measured.</w:t>
+        <w:t>Create versus destroy: Potential affordable research tier and faster preparation versus report commoditization/cannibalization. Review/rework and fieldwork costs can offset gains; no net benefit measured.</w:t>
       </w:r>
     </w:p>
     <w:p>
@@ -47,7 +47,7 @@
         <w:pStyle w:val="ListBullet"/>
       </w:pPr>
       <w:r>
-        <w:t>Potency/timing: v0 reported conditional High/mid-term; reviewer does not endorse it as an evidenced forecast. Real-world magnitude/timing remain undetermined; High is a stress scenario with materiality conditions.</w:t>
+        <w:t>Potency/time: Primary v1: High conditional stress exposure, actual potency/severity and business-impact date undetermined. Do not pass its illustrative High/mid cell to an orchestrator as a measured forecast.</w:t>
       </w:r>
     </w:p>
     <w:p>
@@ -55,7 +55,7 @@
         <w:pStyle w:val="ListBullet"/>
       </w:pPr>
       <w:r>
-        <w:t>Action: Reversible source-audited pilot; measure total cost/quality and client value. Keep real fieldwork and consequential decisions human-led. No staffing/pricing commitment based on the v0 labels.</w:t>
+        <w:t>Management response: Principal's reversible 6–8-week public-data pilot; measure source-linked accuracy, all-in review cost and client value. Calibrate thresholds before execution. No pilot, staffing change, price reduction or client launch was actually performed.</w:t>
       </w:r>
     </w:p>
     <w:p>
@@ -63,7 +63,7 @@
         <w:pStyle w:val="ListBullet"/>
       </w:pPr>
       <w:r>
-        <w:t>Urgency trigger: Documented customer substitution/fee pressure from equivalent verified alternatives, measured against a defined baseline; do not treat arbitrary pilot thresholds as observed facts.</w:t>
+        <w:t>Reassessment: Document real substitution/fee pressure and source-quality incidents using defined denominators and review periods. Controls are proposals, not established market thresholds.</w:t>
       </w:r>
     </w:p>
     <w:p>
@@ -71,7 +71,7 @@
         <w:pStyle w:val="ListBullet"/>
       </w:pPr>
       <w:r>
-        <w:t>Actual tests: Three received v0 responses passed both course and full-schema checks. One stable general conclusion and a valid value-capture difference were observed. Severity/time comparisons are partly confounded.</w:t>
+        <w:t>Actual testing: Three v0 and three v1 responses; all pass course/full-schema checks. V1 was produced in one ChatGPT conversation, NOT three independent fresh chats. Handoff/session provenance is user-reported, not a witnessed Codex API call.</w:t>
       </w:r>
     </w:p>
     <w:p>
@@ -79,7 +79,7 @@
         <w:pStyle w:val="ListBullet"/>
       </w:pPr>
       <w:r>
-        <w:t>Genuine failure and revision: Unsupported primary timing and cross-context object drift preserved; 0.4 adds evidence gates, fixed assessment objects, tailored counterarguments and scope controls. Behavioral correction is not yet demonstrated.</w:t>
+        <w:t>Observed improvement: Unsupported dated impact placement deferred; supported appraisal separated from stress scenario; NBER revision/cross-sector boundary explicit.</w:t>
       </w:r>
     </w:p>
     <w:p>
@@ -87,7 +87,7 @@
         <w:pStyle w:val="ListBullet"/>
       </w:pPr>
       <w:r>
-        <w:t>Integration limit: Do not rank this agent's Low/Moderate/High against other specialists as comparable probabilities. Preserve assumptions, confidence, evidence dates, conditionality and abstention. No legal/tax/product-compliance or final adoption authority.</w:t>
+        <w:t>Remaining weakness: Ancillary task/service labels still partly mix with organization-wide threat; contrary-evidence arrays identical; ledger coverage incomplete. Same-conversation anchoring limits independence. Reviewer synthesis must not be confused with additional model outputs.</w:t>
       </w:r>
     </w:p>
     <w:p>
@@ -95,7 +95,15 @@
         <w:pStyle w:val="ListBullet"/>
       </w:pPr>
       <w:r>
-        <w:t>Next owner action: Obtain actual v1 ChatGPT returns using retest packets, evaluate acceptance criteria, update record and final submission status. Student name/team and personal judgment/reflection need confirmation.</w:t>
+        <w:t>Integration: Preserve confidence, assumptions, abstention, evidence dates and scenario scope. Categories are not probabilities or commensurate cross-specialist scores. No legal/tax/customs/product-compliance or final adoption authority.</w:t>
+      </w:r>
+    </w:p>
+    <w:p>
+      <w:pPr>
+        <w:pStyle w:val="ListBullet"/>
+      </w:pPr>
+      <w:r>
+        <w:t>Next improvement: Fresh-session replication, organization-specific counterarguments and more complete ledgers using observed client/cost evidence. These are future recommendations, not required tests claimed as completed.</w:t>
       </w:r>
     </w:p>
     <w:sectPr>
@@ -116,7 +124,7 @@
       <w:pStyle w:val="Caption"/>
     </w:pPr>
     <w:r>
-      <w:t>Assignment 2 | Review draft — behavioral retest pending</w:t>
+      <w:t>Assignment 2 | Source-linked analysis and test record</w:t>
     </w:r>
   </w:p>
 </w:hdr>
